--- a/1.1 inleiding php/1.1InleidingPHP.docx
+++ b/1.1 inleiding php/1.1InleidingPHP.docx
@@ -93,7 +93,18 @@
           <w:p>
             <w:pPr>
               <w:cnfStyle w:val="100000000000" w:firstRow="1" w:lastRow="0" w:firstColumn="0" w:lastColumn="0" w:oddVBand="0" w:evenVBand="0" w:oddHBand="0" w:evenHBand="0" w:firstRowFirstColumn="0" w:firstRowLastColumn="0" w:lastRowFirstColumn="0" w:lastRowLastColumn="0"/>
-            </w:pPr>
+              <w:rPr>
+                <w:b w:val="0"/>
+                <w:bCs w:val="0"/>
+              </w:rPr>
+            </w:pPr>
+            <w:r>
+              <w:rPr>
+                <w:b w:val="0"/>
+                <w:bCs w:val="0"/>
+              </w:rPr>
+              <w:t>Het is een model waar twee computers in samenwerking twee of meer programma’s uitvoeren.</w:t>
+            </w:r>
           </w:p>
         </w:tc>
       </w:tr>
@@ -118,23 +129,7 @@
                 <w:b w:val="0"/>
                 <w:bCs w:val="0"/>
               </w:rPr>
-              <w:t xml:space="preserve">2. Wat is een </w:t>
-            </w:r>
-            <w:proofErr w:type="spellStart"/>
-            <w:r>
-              <w:rPr>
-                <w:b w:val="0"/>
-                <w:bCs w:val="0"/>
-              </w:rPr>
-              <w:t>tech</w:t>
-            </w:r>
-            <w:proofErr w:type="spellEnd"/>
-            <w:r>
-              <w:rPr>
-                <w:b w:val="0"/>
-                <w:bCs w:val="0"/>
-              </w:rPr>
-              <w:t>-stack?</w:t>
+              <w:t>2. Wat is een tech-stack?</w:t>
             </w:r>
           </w:p>
         </w:tc>
@@ -146,6 +141,9 @@
             <w:pPr>
               <w:cnfStyle w:val="000000100000" w:firstRow="0" w:lastRow="0" w:firstColumn="0" w:lastColumn="0" w:oddVBand="0" w:evenVBand="0" w:oddHBand="1" w:evenHBand="0" w:firstRowFirstColumn="0" w:firstRowLastColumn="0" w:lastRowFirstColumn="0" w:lastRowLastColumn="0"/>
             </w:pPr>
+            <w:r>
+              <w:t>Een software-Bundel.</w:t>
+            </w:r>
           </w:p>
         </w:tc>
       </w:tr>
@@ -167,23 +165,7 @@
                 <w:b w:val="0"/>
                 <w:bCs w:val="0"/>
               </w:rPr>
-              <w:t xml:space="preserve">3. Welke modules heeft de XAMPP </w:t>
-            </w:r>
-            <w:proofErr w:type="spellStart"/>
-            <w:r>
-              <w:rPr>
-                <w:b w:val="0"/>
-                <w:bCs w:val="0"/>
-              </w:rPr>
-              <w:t>tech</w:t>
-            </w:r>
-            <w:proofErr w:type="spellEnd"/>
-            <w:r>
-              <w:rPr>
-                <w:b w:val="0"/>
-                <w:bCs w:val="0"/>
-              </w:rPr>
-              <w:t>-pack?</w:t>
+              <w:t>3. Welke modules heeft de XAMPP tech-pack?</w:t>
             </w:r>
           </w:p>
         </w:tc>
@@ -195,6 +177,9 @@
             <w:pPr>
               <w:cnfStyle w:val="000000000000" w:firstRow="0" w:lastRow="0" w:firstColumn="0" w:lastColumn="0" w:oddVBand="0" w:evenVBand="0" w:oddHBand="0" w:evenHBand="0" w:firstRowFirstColumn="0" w:firstRowLastColumn="0" w:lastRowFirstColumn="0" w:lastRowLastColumn="0"/>
             </w:pPr>
+            <w:r>
+              <w:t>Apache, MySQL, Filezilla, Mercury, Tomcat.</w:t>
+            </w:r>
           </w:p>
         </w:tc>
       </w:tr>
@@ -219,23 +204,7 @@
                 <w:b w:val="0"/>
                 <w:bCs w:val="0"/>
               </w:rPr>
-              <w:t xml:space="preserve">4. Wat staat in de </w:t>
-            </w:r>
-            <w:proofErr w:type="spellStart"/>
-            <w:r>
-              <w:rPr>
-                <w:b w:val="0"/>
-                <w:bCs w:val="0"/>
-              </w:rPr>
-              <w:t>conf</w:t>
-            </w:r>
-            <w:proofErr w:type="spellEnd"/>
-            <w:r>
-              <w:rPr>
-                <w:b w:val="0"/>
-                <w:bCs w:val="0"/>
-              </w:rPr>
-              <w:t>-map van XAMPP/MAMP?</w:t>
+              <w:t>4. Wat staat in de conf-map van XAMPP/MAMP?</w:t>
             </w:r>
           </w:p>
         </w:tc>
@@ -247,6 +216,33 @@
             <w:pPr>
               <w:cnfStyle w:val="000000100000" w:firstRow="0" w:lastRow="0" w:firstColumn="0" w:lastColumn="0" w:oddVBand="0" w:evenVBand="0" w:oddHBand="1" w:evenHBand="0" w:firstRowFirstColumn="0" w:firstRowLastColumn="0" w:lastRowFirstColumn="0" w:lastRowLastColumn="0"/>
             </w:pPr>
+            <w:r>
+              <w:t xml:space="preserve">Een map met: </w:t>
+            </w:r>
+          </w:p>
+          <w:p>
+            <w:pPr>
+              <w:cnfStyle w:val="000000100000" w:firstRow="0" w:lastRow="0" w:firstColumn="0" w:lastColumn="0" w:oddVBand="0" w:evenVBand="0" w:oddHBand="1" w:evenHBand="0" w:firstRowFirstColumn="0" w:firstRowLastColumn="0" w:lastRowFirstColumn="0" w:lastRowLastColumn="0"/>
+            </w:pPr>
+            <w:r>
+              <w:t>Extra, Original, ssl.crt, ssl.csr, ssl.key .</w:t>
+            </w:r>
+          </w:p>
+          <w:p>
+            <w:pPr>
+              <w:cnfStyle w:val="000000100000" w:firstRow="0" w:lastRow="0" w:firstColumn="0" w:lastColumn="0" w:oddVBand="0" w:evenVBand="0" w:oddHBand="1" w:evenHBand="0" w:firstRowFirstColumn="0" w:firstRowLastColumn="0" w:lastRowFirstColumn="0" w:lastRowLastColumn="0"/>
+            </w:pPr>
+            <w:r>
+              <w:t>Losse folders met:</w:t>
+            </w:r>
+          </w:p>
+          <w:p>
+            <w:pPr>
+              <w:cnfStyle w:val="000000100000" w:firstRow="0" w:lastRow="0" w:firstColumn="0" w:lastColumn="0" w:oddVBand="0" w:evenVBand="0" w:oddHBand="1" w:evenHBand="0" w:firstRowFirstColumn="0" w:firstRowLastColumn="0" w:lastRowFirstColumn="0" w:lastRowLastColumn="0"/>
+            </w:pPr>
+            <w:r>
+              <w:t>Charset.conv, httpd.conf, magic, mime.types, openssl.cnf .</w:t>
+            </w:r>
           </w:p>
         </w:tc>
       </w:tr>
@@ -280,6 +276,12 @@
             <w:pPr>
               <w:cnfStyle w:val="000000000000" w:firstRow="0" w:lastRow="0" w:firstColumn="0" w:lastColumn="0" w:oddVBand="0" w:evenVBand="0" w:oddHBand="0" w:evenHBand="0" w:firstRowFirstColumn="0" w:firstRowLastColumn="0" w:lastRowFirstColumn="0" w:lastRowLastColumn="0"/>
             </w:pPr>
+            <w:r>
+              <w:t xml:space="preserve">Xampp &gt; php &gt; </w:t>
+            </w:r>
+            <w:r>
+              <w:t>php-ini</w:t>
+            </w:r>
           </w:p>
         </w:tc>
       </w:tr>
@@ -316,6 +318,9 @@
             <w:pPr>
               <w:cnfStyle w:val="000000100000" w:firstRow="0" w:lastRow="0" w:firstColumn="0" w:lastColumn="0" w:oddVBand="0" w:evenVBand="0" w:oddHBand="1" w:evenHBand="0" w:firstRowFirstColumn="0" w:firstRowLastColumn="0" w:lastRowFirstColumn="0" w:lastRowLastColumn="0"/>
             </w:pPr>
+            <w:r>
+              <w:t>Php staat voor (Oorspronkelijk Personal Home page). Het is een server-side scripting-taal, special ontworpen voor het web.</w:t>
+            </w:r>
           </w:p>
         </w:tc>
       </w:tr>
@@ -349,6 +354,17 @@
             <w:pPr>
               <w:cnfStyle w:val="000000000000" w:firstRow="0" w:lastRow="0" w:firstColumn="0" w:lastColumn="0" w:oddVBand="0" w:evenVBand="0" w:oddHBand="0" w:evenHBand="0" w:firstRowFirstColumn="0" w:firstRowLastColumn="0" w:lastRowFirstColumn="0" w:lastRowLastColumn="0"/>
             </w:pPr>
+            <w:r>
+              <w:t xml:space="preserve">Een script ting taal hoeft niet gecompileerd te worden, dat word voor je gedaan door de php-interpreter. </w:t>
+            </w:r>
+          </w:p>
+          <w:p>
+            <w:pPr>
+              <w:cnfStyle w:val="000000000000" w:firstRow="0" w:lastRow="0" w:firstColumn="0" w:lastColumn="0" w:oddVBand="0" w:evenVBand="0" w:oddHBand="0" w:evenHBand="0" w:firstRowFirstColumn="0" w:firstRowLastColumn="0" w:lastRowFirstColumn="0" w:lastRowLastColumn="0"/>
+            </w:pPr>
+            <w:r>
+              <w:t>Bij een gecompileerde taal moet je het wel zelf doen, met als voorbeeld een jave-programma.</w:t>
+            </w:r>
           </w:p>
         </w:tc>
       </w:tr>
@@ -380,23 +396,7 @@
                 <w:b w:val="0"/>
                 <w:bCs w:val="0"/>
               </w:rPr>
-              <w:t xml:space="preserve">twee </w:t>
-            </w:r>
-            <w:proofErr w:type="spellStart"/>
-            <w:r>
-              <w:rPr>
-                <w:b w:val="0"/>
-                <w:bCs w:val="0"/>
-              </w:rPr>
-              <w:t>scipting</w:t>
-            </w:r>
-            <w:proofErr w:type="spellEnd"/>
-            <w:r>
-              <w:rPr>
-                <w:b w:val="0"/>
-                <w:bCs w:val="0"/>
-              </w:rPr>
-              <w:t>-talen.</w:t>
+              <w:t>twee scipting-talen.</w:t>
             </w:r>
           </w:p>
         </w:tc>
@@ -408,6 +408,9 @@
             <w:pPr>
               <w:cnfStyle w:val="000000100000" w:firstRow="0" w:lastRow="0" w:firstColumn="0" w:lastColumn="0" w:oddVBand="0" w:evenVBand="0" w:oddHBand="1" w:evenHBand="0" w:firstRowFirstColumn="0" w:firstRowLastColumn="0" w:lastRowFirstColumn="0" w:lastRowLastColumn="0"/>
             </w:pPr>
+            <w:r>
+              <w:t>PHP en Javascript.</w:t>
+            </w:r>
           </w:p>
         </w:tc>
       </w:tr>
@@ -441,6 +444,9 @@
             <w:pPr>
               <w:cnfStyle w:val="000000000000" w:firstRow="0" w:lastRow="0" w:firstColumn="0" w:lastColumn="0" w:oddVBand="0" w:evenVBand="0" w:oddHBand="0" w:evenHBand="0" w:firstRowFirstColumn="0" w:firstRowLastColumn="0" w:lastRowFirstColumn="0" w:lastRowLastColumn="0"/>
             </w:pPr>
+            <w:r>
+              <w:t>C# en Java</w:t>
+            </w:r>
           </w:p>
         </w:tc>
       </w:tr>
@@ -465,23 +471,7 @@
                 <w:b w:val="0"/>
                 <w:bCs w:val="0"/>
               </w:rPr>
-              <w:t xml:space="preserve">10. Wie is Rasmus </w:t>
-            </w:r>
-            <w:proofErr w:type="spellStart"/>
-            <w:r>
-              <w:rPr>
-                <w:b w:val="0"/>
-                <w:bCs w:val="0"/>
-              </w:rPr>
-              <w:t>Lerdorf</w:t>
-            </w:r>
-            <w:proofErr w:type="spellEnd"/>
-            <w:r>
-              <w:rPr>
-                <w:b w:val="0"/>
-                <w:bCs w:val="0"/>
-              </w:rPr>
-              <w:t xml:space="preserve">? </w:t>
+              <w:t xml:space="preserve">10. Wie is Rasmus Lerdorf? </w:t>
             </w:r>
           </w:p>
         </w:tc>
@@ -493,6 +483,9 @@
             <w:pPr>
               <w:cnfStyle w:val="000000100000" w:firstRow="0" w:lastRow="0" w:firstColumn="0" w:lastColumn="0" w:oddVBand="0" w:evenVBand="0" w:oddHBand="1" w:evenHBand="0" w:firstRowFirstColumn="0" w:firstRowLastColumn="0" w:lastRowFirstColumn="0" w:lastRowLastColumn="0"/>
             </w:pPr>
+            <w:r>
+              <w:t>De ontwerper van PHP. Hij heeft het ontworpen in 1994.</w:t>
+            </w:r>
           </w:p>
         </w:tc>
       </w:tr>
